--- a/arb/docx/55.content.docx
+++ b/arb/docx/55.content.docx
@@ -22,7 +22,7 @@
         <w:rPr>
           <w:lang w:val="ar_AE" w:bidi="ar_AE"/>
         </w:rPr>
-        <w:t>Resource: ملاحظات الدراسة - مقدمات الكتب (تينديل)</w:t>
+        <w:t>Resource: Tyndale Open Study Notes</w:t>
       </w:r>
       <w:r>
         <w:rPr>
@@ -122,7 +122,7 @@
         <w:rPr>
           <w:lang w:val="ar_AE" w:bidi="ar_AE"/>
         </w:rPr>
-        <w:t>ملاحظات الدراسة - مقدمات الكتب (تينديل)</w:t>
+        <w:t>Tyndale Open Study Notes</w:t>
       </w:r>
     </w:p>
     <w:p>

--- a/arb/docx/55.content.docx
+++ b/arb/docx/55.content.docx
@@ -22,7 +22,7 @@
         <w:rPr>
           <w:lang w:val="ar_AE" w:bidi="ar_AE"/>
         </w:rPr>
-        <w:t>Resource: Tyndale Open Study Notes</w:t>
+        <w:t>Resource: Aquifer Open Study Notes (Book Intros)</w:t>
       </w:r>
       <w:r>
         <w:rPr>
@@ -122,7 +122,7 @@
         <w:rPr>
           <w:lang w:val="ar_AE" w:bidi="ar_AE"/>
         </w:rPr>
-        <w:t>Tyndale Open Study Notes</w:t>
+        <w:t>Aquifer Open Study Notes (Book Intros)</w:t>
       </w:r>
     </w:p>
     <w:p>

--- a/arb/docx/55.content.docx
+++ b/arb/docx/55.content.docx
@@ -9,6 +9,8 @@
       </w:pPr>
       <w:r>
         <w:rPr>
+          <w:rtl/>
+          <w:cs/>
           <w:lang w:val="ar_AE" w:bidi="ar_AE"/>
         </w:rPr>
       </w:r>
@@ -20,12 +22,16 @@
       </w:pPr>
       <w:r>
         <w:rPr>
+          <w:rtl/>
+          <w:cs/>
           <w:lang w:val="ar_AE" w:bidi="ar_AE"/>
         </w:rPr>
         <w:t>Resource: Aquifer Open Study Notes (Book Intros)</w:t>
       </w:r>
       <w:r>
         <w:rPr>
+          <w:rtl/>
+          <w:cs/>
           <w:lang w:val="ar_AE" w:bidi="ar_AE"/>
         </w:rPr>
       </w:r>
@@ -36,12 +42,16 @@
       </w:pPr>
       <w:r>
         <w:rPr>
+          <w:rtl/>
+          <w:cs/>
           <w:lang w:val="ar_AE" w:bidi="ar_AE"/>
         </w:rPr>
       </w:r>
       <w:r>
         <w:rPr>
           <w:b/>
+          <w:rtl/>
+          <w:cs/>
           <w:lang w:val="ar_AE" w:bidi="ar_AE"/>
         </w:rPr>
         <w:t>Aquifer Open Study Notes (Book Intros)</w:t>
@@ -53,35 +63,47 @@
       </w:pPr>
       <w:r>
         <w:rPr>
-          <w:lang w:val="ar_AE" w:bidi="ar_AE"/>
-        </w:rPr>
-      </w:r>
-      <w:r>
-        <w:rPr>
+          <w:rtl/>
+          <w:cs/>
+          <w:lang w:val="ar_AE" w:bidi="ar_AE"/>
+        </w:rPr>
+      </w:r>
+      <w:r>
+        <w:rPr>
+          <w:rtl/>
+          <w:cs/>
           <w:lang w:val="ar_AE" w:bidi="ar_AE"/>
         </w:rPr>
         <w:t xml:space="preserve">This work is an adaptation of </w:t>
       </w:r>
       <w:r>
         <w:rPr>
+          <w:rtl/>
+          <w:cs/>
           <w:lang w:val="ar_AE" w:bidi="ar_AE"/>
         </w:rPr>
         <w:t>Tyndale Open Study Notes</w:t>
       </w:r>
       <w:r>
         <w:rPr>
+          <w:rtl/>
+          <w:cs/>
           <w:lang w:val="ar_AE" w:bidi="ar_AE"/>
         </w:rPr>
         <w:t xml:space="preserve"> © 2023 Tyndale House Publishers, licensed under the CC BY-SA 4.0 license. The adaptation, </w:t>
       </w:r>
       <w:r>
         <w:rPr>
+          <w:rtl/>
+          <w:cs/>
           <w:lang w:val="ar_AE" w:bidi="ar_AE"/>
         </w:rPr>
         <w:t>Aquifer Open Study Notes</w:t>
       </w:r>
       <w:r>
         <w:rPr>
+          <w:rtl/>
+          <w:cs/>
           <w:lang w:val="ar_AE" w:bidi="ar_AE"/>
         </w:rPr>
         <w:t>, was created by Mission Mutual and is also licensed under CC BY-SA 4.0.</w:t>
@@ -93,22 +115,30 @@
       </w:pPr>
       <w:r>
         <w:rPr>
-          <w:lang w:val="ar_AE" w:bidi="ar_AE"/>
-        </w:rPr>
-      </w:r>
-      <w:r>
-        <w:rPr>
+          <w:rtl/>
+          <w:cs/>
+          <w:lang w:val="ar_AE" w:bidi="ar_AE"/>
+        </w:rPr>
+      </w:r>
+      <w:r>
+        <w:rPr>
+          <w:rtl/>
+          <w:cs/>
           <w:lang w:val="ar_AE" w:bidi="ar_AE"/>
         </w:rPr>
         <w:t>This resource has been adapted into multiple languages, including English, Tok Pisin, Arabic (عربي), French (Français), Hindi (हिंदी), Indonesian (Bahasa Indonesia), Portuguese (Português), Russian (Русский), Spanish (Español), Swahili (Kiswahili), and Simplified Chinese (简体中文).</w:t>
       </w:r>
       <w:r>
         <w:rPr>
-          <w:lang w:val="ar_AE" w:bidi="ar_AE"/>
-        </w:rPr>
-      </w:r>
-      <w:r>
-        <w:rPr>
+          <w:rtl/>
+          <w:cs/>
+          <w:lang w:val="ar_AE" w:bidi="ar_AE"/>
+        </w:rPr>
+      </w:r>
+      <w:r>
+        <w:rPr>
+          <w:rtl/>
+          <w:cs/>
           <w:lang w:val="ar_AE" w:bidi="ar_AE"/>
         </w:rPr>
       </w:r>
@@ -120,6 +150,8 @@
       </w:pPr>
       <w:r>
         <w:rPr>
+          <w:rtl/>
+          <w:cs/>
           <w:lang w:val="ar_AE" w:bidi="ar_AE"/>
         </w:rPr>
         <w:t>Aquifer Open Study Notes (Book Intros)</w:t>
@@ -149,6 +181,8 @@
       </w:pPr>
       <w:r>
         <w:rPr>
+          <w:rtl/>
+          <w:cs/>
           <w:lang w:val="ar_AE" w:bidi="ar_AE"/>
         </w:rPr>
       </w:r>
@@ -160,12 +194,16 @@
       </w:pPr>
       <w:r>
         <w:rPr>
+          <w:rtl/>
+          <w:cs/>
           <w:lang w:val="ar_AE" w:bidi="ar_AE"/>
         </w:rPr>
         <w:t>2TI</w:t>
       </w:r>
       <w:r>
         <w:rPr>
+          <w:rtl/>
+          <w:cs/>
           <w:lang w:val="ar_AE" w:bidi="ar_AE"/>
         </w:rPr>
       </w:r>
@@ -176,22 +214,30 @@
       </w:pPr>
       <w:r>
         <w:rPr>
-          <w:lang w:val="ar_AE" w:bidi="ar_AE"/>
-        </w:rPr>
-      </w:r>
-      <w:r>
-        <w:rPr>
+          <w:rtl/>
+          <w:cs/>
+          <w:lang w:val="ar_AE" w:bidi="ar_AE"/>
+        </w:rPr>
+      </w:r>
+      <w:r>
+        <w:rPr>
+          <w:rtl/>
+          <w:cs/>
           <w:lang w:val="ar_AE" w:bidi="ar_AE"/>
         </w:rPr>
         <w:t xml:space="preserve"> </w:t>
       </w:r>
       <w:r>
         <w:rPr>
-          <w:lang w:val="ar_AE" w:bidi="ar_AE"/>
-        </w:rPr>
-      </w:r>
-      <w:r>
-        <w:rPr>
+          <w:rtl/>
+          <w:cs/>
+          <w:lang w:val="ar_AE" w:bidi="ar_AE"/>
+        </w:rPr>
+      </w:r>
+      <w:r>
+        <w:rPr>
+          <w:rtl/>
+          <w:cs/>
           <w:lang w:val="ar_AE" w:bidi="ar_AE"/>
         </w:rPr>
       </w:r>
@@ -217,6 +263,8 @@
       </w:pPr>
       <w:r>
         <w:rPr>
+          <w:rtl/>
+          <w:cs/>
           <w:lang w:val="ar_AE" w:bidi="ar_AE"/>
         </w:rPr>
       </w:r>
@@ -228,12 +276,16 @@
       </w:pPr>
       <w:r>
         <w:rPr>
+          <w:rtl/>
+          <w:cs/>
           <w:lang w:val="ar_AE" w:bidi="ar_AE"/>
         </w:rPr>
         <w:t>رسالة تيموثاوس الثانية</w:t>
       </w:r>
       <w:r>
         <w:rPr>
+          <w:rtl/>
+          <w:cs/>
           <w:lang w:val="ar_AE" w:bidi="ar_AE"/>
         </w:rPr>
       </w:r>
@@ -244,11 +296,15 @@
       </w:pPr>
       <w:r>
         <w:rPr>
-          <w:lang w:val="ar_AE" w:bidi="ar_AE"/>
-        </w:rPr>
-      </w:r>
-      <w:r>
-        <w:rPr>
+          <w:rtl/>
+          <w:cs/>
+          <w:lang w:val="ar_AE" w:bidi="ar_AE"/>
+        </w:rPr>
+      </w:r>
+      <w:r>
+        <w:rPr>
+          <w:rtl/>
+          <w:cs/>
           <w:lang w:val="ar_AE" w:bidi="ar_AE"/>
         </w:rPr>
         <w:t xml:space="preserve">في سِجن روما، أدرك بولس أنه قد وصل إلى نهاية مسيرته. إنَّ حياته، التي كانت مثالًا لموت وقيامة يسوع المسيح تقترب من نهايتها، لذا كلَّف بولس مُفوضه تيموثاوس بمواصلة عمله. عندما مات بولس على يد الرومان، أصبحت هذه الرسالة بصفة أساسية نقشًا على قبره (انظر </w:t>
@@ -256,6 +312,8 @@
       <w:hyperlink r:id="rId13">
         <w:r>
           <w:rPr>
+            <w:rtl/>
+            <w:cs/>
             <w:lang w:val="ar_AE" w:bidi="ar_AE"/>
           </w:rPr>
           <w:rPr>
@@ -267,6 +325,8 @@
       </w:hyperlink>
       <w:r>
         <w:rPr>
+          <w:rtl/>
+          <w:cs/>
           <w:lang w:val="ar_AE" w:bidi="ar_AE"/>
         </w:rPr>
         <w:t>) ومن خلالها، منح الكنيسة القوة لمواصلة العمل في غيابه. ستستمر الكرازة بالخبر السار.</w:t>
@@ -279,6 +339,8 @@
       </w:pPr>
       <w:r>
         <w:rPr>
+          <w:rtl/>
+          <w:cs/>
           <w:lang w:val="ar_AE" w:bidi="ar_AE"/>
         </w:rPr>
         <w:t>أحداث وخلفية الرسالة</w:t>
@@ -290,11 +352,15 @@
       </w:pPr>
       <w:r>
         <w:rPr>
-          <w:lang w:val="ar_AE" w:bidi="ar_AE"/>
-        </w:rPr>
-      </w:r>
-      <w:r>
-        <w:rPr>
+          <w:rtl/>
+          <w:cs/>
+          <w:lang w:val="ar_AE" w:bidi="ar_AE"/>
+        </w:rPr>
+      </w:r>
+      <w:r>
+        <w:rPr>
+          <w:rtl/>
+          <w:cs/>
           <w:lang w:val="ar_AE" w:bidi="ar_AE"/>
         </w:rPr>
         <w:t>بعد تحوُّل بولس (</w:t>
@@ -302,6 +368,8 @@
       <w:hyperlink r:id="rId14">
         <w:r>
           <w:rPr>
+            <w:rtl/>
+            <w:cs/>
             <w:lang w:val="ar_AE" w:bidi="ar_AE"/>
           </w:rPr>
           <w:rPr>
@@ -313,6 +381,8 @@
       </w:hyperlink>
       <w:r>
         <w:rPr>
+          <w:rtl/>
+          <w:cs/>
           <w:lang w:val="ar_AE" w:bidi="ar_AE"/>
         </w:rPr>
         <w:t>), امتد عمله الرسولي من أورشليم في الشرق إلى أقصى الغرب حتى إيطاليا (</w:t>
@@ -320,6 +390,8 @@
       <w:hyperlink r:id="rId15">
         <w:r>
           <w:rPr>
+            <w:rtl/>
+            <w:cs/>
             <w:lang w:val="ar_AE" w:bidi="ar_AE"/>
           </w:rPr>
           <w:rPr>
@@ -331,6 +403,8 @@
       </w:hyperlink>
       <w:r>
         <w:rPr>
+          <w:rtl/>
+          <w:cs/>
           <w:lang w:val="ar_AE" w:bidi="ar_AE"/>
         </w:rPr>
         <w:t xml:space="preserve"> </w:t>
@@ -338,6 +412,8 @@
       <w:hyperlink r:id="rId16">
         <w:r>
           <w:rPr>
+            <w:rtl/>
+            <w:cs/>
             <w:lang w:val="ar_AE" w:bidi="ar_AE"/>
           </w:rPr>
           <w:rPr>
@@ -349,6 +425,8 @@
       </w:hyperlink>
       <w:r>
         <w:rPr>
+          <w:rtl/>
+          <w:cs/>
           <w:lang w:val="ar_AE" w:bidi="ar_AE"/>
         </w:rPr>
         <w:t>), بما في ذلك مُدة قضاها في آسيا الصغرى، ولا سيما أفسس (</w:t>
@@ -356,6 +434,8 @@
       <w:hyperlink r:id="rId17">
         <w:r>
           <w:rPr>
+            <w:rtl/>
+            <w:cs/>
             <w:lang w:val="ar_AE" w:bidi="ar_AE"/>
           </w:rPr>
           <w:rPr>
@@ -367,6 +447,8 @@
       </w:hyperlink>
       <w:r>
         <w:rPr>
+          <w:rtl/>
+          <w:cs/>
           <w:lang w:val="ar_AE" w:bidi="ar_AE"/>
         </w:rPr>
         <w:t xml:space="preserve"> </w:t>
@@ -374,6 +456,8 @@
       <w:hyperlink r:id="rId18">
         <w:r>
           <w:rPr>
+            <w:rtl/>
+            <w:cs/>
             <w:lang w:val="ar_AE" w:bidi="ar_AE"/>
           </w:rPr>
           <w:rPr>
@@ -385,6 +469,8 @@
       </w:hyperlink>
       <w:r>
         <w:rPr>
+          <w:rtl/>
+          <w:cs/>
           <w:lang w:val="ar_AE" w:bidi="ar_AE"/>
         </w:rPr>
         <w:t>). انتهت هذه المدّة عندما اعتُقِلَ بولس في أورشليم (</w:t>
@@ -392,6 +478,8 @@
       <w:hyperlink r:id="rId19">
         <w:r>
           <w:rPr>
+            <w:rtl/>
+            <w:cs/>
             <w:lang w:val="ar_AE" w:bidi="ar_AE"/>
           </w:rPr>
           <w:rPr>
@@ -403,6 +491,8 @@
       </w:hyperlink>
       <w:r>
         <w:rPr>
+          <w:rtl/>
+          <w:cs/>
           <w:lang w:val="ar_AE" w:bidi="ar_AE"/>
         </w:rPr>
         <w:t>)، واحتُجِز في قيصرية (</w:t>
@@ -410,6 +500,8 @@
       <w:hyperlink r:id="rId20">
         <w:r>
           <w:rPr>
+            <w:rtl/>
+            <w:cs/>
             <w:lang w:val="ar_AE" w:bidi="ar_AE"/>
           </w:rPr>
           <w:rPr>
@@ -421,6 +513,8 @@
       </w:hyperlink>
       <w:r>
         <w:rPr>
+          <w:rtl/>
+          <w:cs/>
           <w:lang w:val="ar_AE" w:bidi="ar_AE"/>
         </w:rPr>
         <w:t>)، وسُجِنَ في رومَا (</w:t>
@@ -428,6 +522,8 @@
       <w:hyperlink r:id="rId21">
         <w:r>
           <w:rPr>
+            <w:rtl/>
+            <w:cs/>
             <w:lang w:val="ar_AE" w:bidi="ar_AE"/>
           </w:rPr>
           <w:rPr>
@@ -439,6 +535,8 @@
       </w:hyperlink>
       <w:r>
         <w:rPr>
+          <w:rtl/>
+          <w:cs/>
           <w:lang w:val="ar_AE" w:bidi="ar_AE"/>
         </w:rPr>
         <w:t>). أُخلي سبيل بولس في النهاية، وشارك في المزيد من الخدمة. كتب 1 تيموثاوس وتيطس خلال هذا الوقت. اعتُقِل وسُجنَ في رومَا للمرة الثانية (</w:t>
@@ -446,6 +544,8 @@
       <w:hyperlink r:id="rId22">
         <w:r>
           <w:rPr>
+            <w:rtl/>
+            <w:cs/>
             <w:lang w:val="ar_AE" w:bidi="ar_AE"/>
           </w:rPr>
           <w:rPr>
@@ -457,6 +557,8 @@
       </w:hyperlink>
       <w:r>
         <w:rPr>
+          <w:rtl/>
+          <w:cs/>
           <w:lang w:val="ar_AE" w:bidi="ar_AE"/>
         </w:rPr>
         <w:t xml:space="preserve"> </w:t>
@@ -464,6 +566,8 @@
       <w:hyperlink r:id="rId23">
         <w:r>
           <w:rPr>
+            <w:rtl/>
+            <w:cs/>
             <w:lang w:val="ar_AE" w:bidi="ar_AE"/>
           </w:rPr>
           <w:rPr>
@@ -475,6 +579,8 @@
       </w:hyperlink>
       <w:r>
         <w:rPr>
+          <w:rtl/>
+          <w:cs/>
           <w:lang w:val="ar_AE" w:bidi="ar_AE"/>
         </w:rPr>
         <w:t xml:space="preserve"> </w:t>
@@ -482,6 +588,8 @@
       <w:hyperlink r:id="rId24">
         <w:r>
           <w:rPr>
+            <w:rtl/>
+            <w:cs/>
             <w:lang w:val="ar_AE" w:bidi="ar_AE"/>
           </w:rPr>
           <w:rPr>
@@ -493,6 +601,8 @@
       </w:hyperlink>
       <w:r>
         <w:rPr>
+          <w:rtl/>
+          <w:cs/>
           <w:lang w:val="ar_AE" w:bidi="ar_AE"/>
         </w:rPr>
         <w:t>).</w:t>
@@ -504,11 +614,15 @@
       </w:pPr>
       <w:r>
         <w:rPr>
-          <w:lang w:val="ar_AE" w:bidi="ar_AE"/>
-        </w:rPr>
-      </w:r>
-      <w:r>
-        <w:rPr>
+          <w:rtl/>
+          <w:cs/>
+          <w:lang w:val="ar_AE" w:bidi="ar_AE"/>
+        </w:rPr>
+      </w:r>
+      <w:r>
+        <w:rPr>
+          <w:rtl/>
+          <w:cs/>
           <w:lang w:val="ar_AE" w:bidi="ar_AE"/>
         </w:rPr>
         <w:t xml:space="preserve">هذه الرسالة، المكتوبة من السجن في رومَا، جاءت خلال المرحلة الأخيرة من حياة بولس (انظر </w:t>
@@ -516,6 +630,8 @@
       <w:hyperlink r:id="rId25">
         <w:r>
           <w:rPr>
+            <w:rtl/>
+            <w:cs/>
             <w:lang w:val="ar_AE" w:bidi="ar_AE"/>
           </w:rPr>
           <w:rPr>
@@ -527,6 +643,8 @@
       </w:hyperlink>
       <w:r>
         <w:rPr>
+          <w:rtl/>
+          <w:cs/>
           <w:lang w:val="ar_AE" w:bidi="ar_AE"/>
         </w:rPr>
         <w:t>). كُتبت إلى تيموثاوس، العامِل مع بولس مخلصًا له ومُفوَّضًا منه. كان تيموثاوس في مقاطعة آسيا في ذلك الوقت، ربما في أفسس (</w:t>
@@ -534,6 +652,8 @@
       <w:hyperlink r:id="rId26">
         <w:r>
           <w:rPr>
+            <w:rtl/>
+            <w:cs/>
             <w:lang w:val="ar_AE" w:bidi="ar_AE"/>
           </w:rPr>
           <w:rPr>
@@ -545,6 +665,8 @@
       </w:hyperlink>
       <w:r>
         <w:rPr>
+          <w:rtl/>
+          <w:cs/>
           <w:lang w:val="ar_AE" w:bidi="ar_AE"/>
         </w:rPr>
         <w:t xml:space="preserve"> </w:t>
@@ -552,6 +674,8 @@
       <w:hyperlink r:id="rId27">
         <w:r>
           <w:rPr>
+            <w:rtl/>
+            <w:cs/>
             <w:lang w:val="ar_AE" w:bidi="ar_AE"/>
           </w:rPr>
           <w:rPr>
@@ -563,6 +687,8 @@
       </w:hyperlink>
       <w:r>
         <w:rPr>
+          <w:rtl/>
+          <w:cs/>
           <w:lang w:val="ar_AE" w:bidi="ar_AE"/>
         </w:rPr>
         <w:t>). طلب بولس منه أن يأتي إلى رومَا في أقرب وقت ممكن. كان من المحتمل أن يواجه تيموثاوس الآلام والاضطهاد أيضًا إذا جاء.</w:t>
@@ -575,6 +701,8 @@
       </w:pPr>
       <w:r>
         <w:rPr>
+          <w:rtl/>
+          <w:cs/>
           <w:lang w:val="ar_AE" w:bidi="ar_AE"/>
         </w:rPr>
         <w:t>الخُلاصة</w:t>
@@ -586,11 +714,15 @@
       </w:pPr>
       <w:r>
         <w:rPr>
-          <w:lang w:val="ar_AE" w:bidi="ar_AE"/>
-        </w:rPr>
-      </w:r>
-      <w:r>
-        <w:rPr>
+          <w:rtl/>
+          <w:cs/>
+          <w:lang w:val="ar_AE" w:bidi="ar_AE"/>
+        </w:rPr>
+      </w:r>
+      <w:r>
+        <w:rPr>
+          <w:rtl/>
+          <w:cs/>
           <w:lang w:val="ar_AE" w:bidi="ar_AE"/>
         </w:rPr>
         <w:t>بعد التحية التقليدية (</w:t>
@@ -598,6 +730,8 @@
       <w:hyperlink r:id="rId28">
         <w:r>
           <w:rPr>
+            <w:rtl/>
+            <w:cs/>
             <w:lang w:val="ar_AE" w:bidi="ar_AE"/>
           </w:rPr>
           <w:rPr>
@@ -609,6 +743,8 @@
       </w:hyperlink>
       <w:r>
         <w:rPr>
+          <w:rtl/>
+          <w:cs/>
           <w:lang w:val="ar_AE" w:bidi="ar_AE"/>
         </w:rPr>
         <w:t>)، والشكر والصلاة (</w:t>
@@ -616,6 +752,8 @@
       <w:hyperlink r:id="rId29">
         <w:r>
           <w:rPr>
+            <w:rtl/>
+            <w:cs/>
             <w:lang w:val="ar_AE" w:bidi="ar_AE"/>
           </w:rPr>
           <w:rPr>
@@ -627,6 +765,8 @@
       </w:hyperlink>
       <w:r>
         <w:rPr>
+          <w:rtl/>
+          <w:cs/>
           <w:lang w:val="ar_AE" w:bidi="ar_AE"/>
         </w:rPr>
         <w:t>)، يطلب بولس من تيموثاوس أن يشاركه في الآلام في سبيل انتشار الكرازة (</w:t>
@@ -634,6 +774,8 @@
       <w:hyperlink r:id="rId30">
         <w:r>
           <w:rPr>
+            <w:rtl/>
+            <w:cs/>
             <w:lang w:val="ar_AE" w:bidi="ar_AE"/>
           </w:rPr>
           <w:rPr>
@@ -645,6 +787,8 @@
       </w:hyperlink>
       <w:r>
         <w:rPr>
+          <w:rtl/>
+          <w:cs/>
           <w:lang w:val="ar_AE" w:bidi="ar_AE"/>
         </w:rPr>
         <w:t>). تشمل موارد تحقيق ذلك تُراث تيموثاوس الروحي والخبر السار ذاته، كما يتضح من حياة بولس ومن خلال الأمثلة الجيدة والسيئة.</w:t>
@@ -656,11 +800,15 @@
       </w:pPr>
       <w:r>
         <w:rPr>
-          <w:lang w:val="ar_AE" w:bidi="ar_AE"/>
-        </w:rPr>
-      </w:r>
-      <w:r>
-        <w:rPr>
+          <w:rtl/>
+          <w:cs/>
+          <w:lang w:val="ar_AE" w:bidi="ar_AE"/>
+        </w:rPr>
+      </w:r>
+      <w:r>
+        <w:rPr>
+          <w:rtl/>
+          <w:cs/>
           <w:lang w:val="ar_AE" w:bidi="ar_AE"/>
         </w:rPr>
         <w:t>ثم يشجع بولس تيموثاوس مرة أخرى (</w:t>
@@ -668,6 +816,8 @@
       <w:hyperlink r:id="rId31">
         <w:r>
           <w:rPr>
+            <w:rtl/>
+            <w:cs/>
             <w:lang w:val="ar_AE" w:bidi="ar_AE"/>
           </w:rPr>
           <w:rPr>
@@ -679,6 +829,8 @@
       </w:hyperlink>
       <w:r>
         <w:rPr>
+          <w:rtl/>
+          <w:cs/>
           <w:lang w:val="ar_AE" w:bidi="ar_AE"/>
         </w:rPr>
         <w:t>) لكي يكون قويًا ويحتمل الآلام معه. مرة أخرى، يجب أن تكون طاعة تيموثاوس مدفوعة بالتأمل في الخبر السار وفي شخص بولس مثلًا حيًّا. بعد ذلك، يوجه بولس تيموثاوس حول كيفية إدارة خدمته بين المعلمين الكذبة (</w:t>
@@ -686,6 +838,8 @@
       <w:hyperlink r:id="rId32">
         <w:r>
           <w:rPr>
+            <w:rtl/>
+            <w:cs/>
             <w:lang w:val="ar_AE" w:bidi="ar_AE"/>
           </w:rPr>
           <w:rPr>
@@ -697,6 +851,8 @@
       </w:hyperlink>
       <w:r>
         <w:rPr>
+          <w:rtl/>
+          <w:cs/>
           <w:lang w:val="ar_AE" w:bidi="ar_AE"/>
         </w:rPr>
         <w:t>).</w:t>
@@ -708,11 +864,15 @@
       </w:pPr>
       <w:r>
         <w:rPr>
-          <w:lang w:val="ar_AE" w:bidi="ar_AE"/>
-        </w:rPr>
-      </w:r>
-      <w:r>
-        <w:rPr>
+          <w:rtl/>
+          <w:cs/>
+          <w:lang w:val="ar_AE" w:bidi="ar_AE"/>
+        </w:rPr>
+      </w:r>
+      <w:r>
+        <w:rPr>
+          <w:rtl/>
+          <w:cs/>
           <w:lang w:val="ar_AE" w:bidi="ar_AE"/>
         </w:rPr>
         <w:t>ثم تتسع الرؤية لتضع مهمة تيموثاوس في سياق الأيام الأخيرة (</w:t>
@@ -720,6 +880,8 @@
       <w:hyperlink r:id="rId33">
         <w:r>
           <w:rPr>
+            <w:rtl/>
+            <w:cs/>
             <w:lang w:val="ar_AE" w:bidi="ar_AE"/>
           </w:rPr>
           <w:rPr>
@@ -731,6 +893,8 @@
       </w:hyperlink>
       <w:r>
         <w:rPr>
+          <w:rtl/>
+          <w:cs/>
           <w:lang w:val="ar_AE" w:bidi="ar_AE"/>
         </w:rPr>
         <w:t>). ستكون هذه الأيام صعبة، لكن الله سيتعامل مع مثيري المشكلات كما فعل في الماضي. يجب على تيموثاوس الثبات على الإيمان السليم الذي تسلَّمه والبقاء راسخًا في الكلمة المقدسة. عليه الاستمرار في خدمته بجدية وتكريس متمسكًا برجائه بالرغْم من المقاومة المتزايدة من مستمعيه. يَجِبُ ألاّ يخاف من احتمال الآلام من أجل الرب وعليه أن يعدّ عمل بولس مكتملًا. يجب على تيموثاوس أن يملأ الفجوة ويستمر في اتِّباع مثال بولس.</w:t>
@@ -742,11 +906,15 @@
       </w:pPr>
       <w:r>
         <w:rPr>
-          <w:lang w:val="ar_AE" w:bidi="ar_AE"/>
-        </w:rPr>
-      </w:r>
-      <w:r>
-        <w:rPr>
+          <w:rtl/>
+          <w:cs/>
+          <w:lang w:val="ar_AE" w:bidi="ar_AE"/>
+        </w:rPr>
+      </w:r>
+      <w:r>
+        <w:rPr>
+          <w:rtl/>
+          <w:cs/>
           <w:lang w:val="ar_AE" w:bidi="ar_AE"/>
         </w:rPr>
         <w:t>تُختَتم الرسالة بنداء إلى تيموثاوس ليأتي إلى رومَا في أقرب وقت ممكن (</w:t>
@@ -754,6 +922,8 @@
       <w:hyperlink r:id="rId34">
         <w:r>
           <w:rPr>
+            <w:rtl/>
+            <w:cs/>
             <w:lang w:val="ar_AE" w:bidi="ar_AE"/>
           </w:rPr>
           <w:rPr>
@@ -765,6 +935,8 @@
       </w:hyperlink>
       <w:r>
         <w:rPr>
+          <w:rtl/>
+          <w:cs/>
           <w:lang w:val="ar_AE" w:bidi="ar_AE"/>
         </w:rPr>
         <w:t>). يقدم بولس تحيات وأخبارًا وحثًا نهائيًا لتيموثاوس للسفَر في رحلته إلى رومَا قبل الشتاء (</w:t>
@@ -772,6 +944,8 @@
       <w:hyperlink r:id="rId35">
         <w:r>
           <w:rPr>
+            <w:rtl/>
+            <w:cs/>
             <w:lang w:val="ar_AE" w:bidi="ar_AE"/>
           </w:rPr>
           <w:rPr>
@@ -783,6 +957,8 @@
       </w:hyperlink>
       <w:r>
         <w:rPr>
+          <w:rtl/>
+          <w:cs/>
           <w:lang w:val="ar_AE" w:bidi="ar_AE"/>
         </w:rPr>
         <w:t>). ثم يختم بولس ببركة (</w:t>
@@ -790,6 +966,8 @@
       <w:hyperlink r:id="rId36">
         <w:r>
           <w:rPr>
+            <w:rtl/>
+            <w:cs/>
             <w:lang w:val="ar_AE" w:bidi="ar_AE"/>
           </w:rPr>
           <w:rPr>
@@ -801,6 +979,8 @@
       </w:hyperlink>
       <w:r>
         <w:rPr>
+          <w:rtl/>
+          <w:cs/>
           <w:lang w:val="ar_AE" w:bidi="ar_AE"/>
         </w:rPr>
         <w:t>).</w:t>
@@ -813,6 +993,8 @@
       </w:pPr>
       <w:r>
         <w:rPr>
+          <w:rtl/>
+          <w:cs/>
           <w:lang w:val="ar_AE" w:bidi="ar_AE"/>
         </w:rPr>
         <w:t>تاريخ الكتابة</w:t>
@@ -824,11 +1006,15 @@
       </w:pPr>
       <w:r>
         <w:rPr>
-          <w:lang w:val="ar_AE" w:bidi="ar_AE"/>
-        </w:rPr>
-      </w:r>
-      <w:r>
-        <w:rPr>
+          <w:rtl/>
+          <w:cs/>
+          <w:lang w:val="ar_AE" w:bidi="ar_AE"/>
+        </w:rPr>
+      </w:r>
+      <w:r>
+        <w:rPr>
+          <w:rtl/>
+          <w:cs/>
           <w:lang w:val="ar_AE" w:bidi="ar_AE"/>
         </w:rPr>
         <w:t>من الممكن أن تكون 2 تيموثاوس قد كُتبت خلال السجن الأول لبولس في رومَا (</w:t>
@@ -836,6 +1022,8 @@
       <w:hyperlink r:id="rId37">
         <w:r>
           <w:rPr>
+            <w:rtl/>
+            <w:cs/>
             <w:lang w:val="ar_AE" w:bidi="ar_AE"/>
           </w:rPr>
           <w:rPr>
@@ -847,18 +1035,24 @@
       </w:hyperlink>
       <w:r>
         <w:rPr>
+          <w:rtl/>
+          <w:cs/>
           <w:lang w:val="ar_AE" w:bidi="ar_AE"/>
         </w:rPr>
         <w:t xml:space="preserve">). مع ذلك، فإن الأدلة تُعطي دعمًا أقوى لتاريخ لاحق، خلال السجن الثاني في رومَا الذي أدَّى إلى وفاة بولس (انظر </w:t>
       </w:r>
       <w:r>
         <w:rPr>
+          <w:rtl/>
+          <w:cs/>
           <w:lang w:val="ar_AE" w:bidi="ar_AE"/>
         </w:rPr>
         <w:t>مُقدمة رسالة تيموثاوس الأولى</w:t>
       </w:r>
       <w:r>
         <w:rPr>
+          <w:rtl/>
+          <w:cs/>
           <w:lang w:val="ar_AE" w:bidi="ar_AE"/>
         </w:rPr>
         <w:t>، "تاريخ الكتابة").</w:t>
@@ -871,6 +1065,8 @@
       </w:pPr>
       <w:r>
         <w:rPr>
+          <w:rtl/>
+          <w:cs/>
           <w:lang w:val="ar_AE" w:bidi="ar_AE"/>
         </w:rPr>
         <w:t>غرض الكتابة</w:t>
@@ -882,11 +1078,15 @@
       </w:pPr>
       <w:r>
         <w:rPr>
-          <w:lang w:val="ar_AE" w:bidi="ar_AE"/>
-        </w:rPr>
-      </w:r>
-      <w:r>
-        <w:rPr>
+          <w:rtl/>
+          <w:cs/>
+          <w:lang w:val="ar_AE" w:bidi="ar_AE"/>
+        </w:rPr>
+      </w:r>
+      <w:r>
+        <w:rPr>
+          <w:rtl/>
+          <w:cs/>
           <w:lang w:val="ar_AE" w:bidi="ar_AE"/>
         </w:rPr>
         <w:t>لا نعرف تفاصيل اعتقال بولس الثاني. ربما كان للإسكندر (</w:t>
@@ -894,6 +1094,8 @@
       <w:hyperlink r:id="rId38">
         <w:r>
           <w:rPr>
+            <w:rtl/>
+            <w:cs/>
             <w:lang w:val="ar_AE" w:bidi="ar_AE"/>
           </w:rPr>
           <w:rPr>
@@ -905,6 +1107,8 @@
       </w:hyperlink>
       <w:r>
         <w:rPr>
+          <w:rtl/>
+          <w:cs/>
           <w:lang w:val="ar_AE" w:bidi="ar_AE"/>
         </w:rPr>
         <w:t>)، وهو هرطوقي قام بولس بتأديبه سابقًا (</w:t>
@@ -912,6 +1116,8 @@
       <w:hyperlink r:id="rId39">
         <w:r>
           <w:rPr>
+            <w:rtl/>
+            <w:cs/>
             <w:lang w:val="ar_AE" w:bidi="ar_AE"/>
           </w:rPr>
           <w:rPr>
@@ -923,6 +1129,8 @@
       </w:hyperlink>
       <w:r>
         <w:rPr>
+          <w:rtl/>
+          <w:cs/>
           <w:lang w:val="ar_AE" w:bidi="ar_AE"/>
         </w:rPr>
         <w:t xml:space="preserve">)، دور في الاعتقال (انظر </w:t>
@@ -930,6 +1138,8 @@
       <w:hyperlink r:id="rId40">
         <w:r>
           <w:rPr>
+            <w:rtl/>
+            <w:cs/>
             <w:lang w:val="ar_AE" w:bidi="ar_AE"/>
           </w:rPr>
           <w:rPr>
@@ -941,6 +1151,8 @@
       </w:hyperlink>
       <w:r>
         <w:rPr>
+          <w:rtl/>
+          <w:cs/>
           <w:lang w:val="ar_AE" w:bidi="ar_AE"/>
         </w:rPr>
         <w:t xml:space="preserve">). ربما حدث ذلك في آسيا الصغرى (انظر </w:t>
@@ -948,6 +1160,8 @@
       <w:hyperlink r:id="rId41">
         <w:r>
           <w:rPr>
+            <w:rtl/>
+            <w:cs/>
             <w:lang w:val="ar_AE" w:bidi="ar_AE"/>
           </w:rPr>
           <w:rPr>
@@ -959,6 +1173,8 @@
       </w:hyperlink>
       <w:r>
         <w:rPr>
+          <w:rtl/>
+          <w:cs/>
           <w:lang w:val="ar_AE" w:bidi="ar_AE"/>
         </w:rPr>
         <w:t>)؛ إذا كان الأمر كذلك، فإن خصوم بولس الهرطوقيين - المعلمين الكذبة الذين نوقِشَ أمرهم في 1 تيموثاوس وتيطس - لم يُطلقوا تهديدات فارغة. لم يكن الصراع الذي كان بولس وتيموثاوس منخرطين فيه (</w:t>
@@ -966,6 +1182,8 @@
       <w:hyperlink r:id="rId42">
         <w:r>
           <w:rPr>
+            <w:rtl/>
+            <w:cs/>
             <w:lang w:val="ar_AE" w:bidi="ar_AE"/>
           </w:rPr>
           <w:rPr>
@@ -977,6 +1195,8 @@
       </w:hyperlink>
       <w:r>
         <w:rPr>
+          <w:rtl/>
+          <w:cs/>
           <w:lang w:val="ar_AE" w:bidi="ar_AE"/>
         </w:rPr>
         <w:t xml:space="preserve"> </w:t>
@@ -984,6 +1204,8 @@
       <w:hyperlink r:id="rId43">
         <w:r>
           <w:rPr>
+            <w:rtl/>
+            <w:cs/>
             <w:lang w:val="ar_AE" w:bidi="ar_AE"/>
           </w:rPr>
           <w:rPr>
@@ -995,6 +1217,8 @@
       </w:hyperlink>
       <w:r>
         <w:rPr>
+          <w:rtl/>
+          <w:cs/>
           <w:lang w:val="ar_AE" w:bidi="ar_AE"/>
         </w:rPr>
         <w:t xml:space="preserve"> انظر أيضًا </w:t>
@@ -1002,6 +1226,8 @@
       <w:hyperlink r:id="rId44">
         <w:r>
           <w:rPr>
+            <w:rtl/>
+            <w:cs/>
             <w:lang w:val="ar_AE" w:bidi="ar_AE"/>
           </w:rPr>
           <w:rPr>
@@ -1013,6 +1239,8 @@
       </w:hyperlink>
       <w:r>
         <w:rPr>
+          <w:rtl/>
+          <w:cs/>
           <w:lang w:val="ar_AE" w:bidi="ar_AE"/>
         </w:rPr>
         <w:t xml:space="preserve"> </w:t>
@@ -1020,6 +1248,8 @@
       <w:hyperlink r:id="rId45">
         <w:r>
           <w:rPr>
+            <w:rtl/>
+            <w:cs/>
             <w:lang w:val="ar_AE" w:bidi="ar_AE"/>
           </w:rPr>
           <w:rPr>
@@ -1031,6 +1261,8 @@
       </w:hyperlink>
       <w:r>
         <w:rPr>
+          <w:rtl/>
+          <w:cs/>
           <w:lang w:val="ar_AE" w:bidi="ar_AE"/>
         </w:rPr>
         <w:t>) مجرد صراع مجازي أو روحي. يمكن فهم التوجيهات حول الصلاة للسلطات المدنية (</w:t>
@@ -1038,6 +1270,8 @@
       <w:hyperlink r:id="rId46">
         <w:r>
           <w:rPr>
+            <w:rtl/>
+            <w:cs/>
             <w:lang w:val="ar_AE" w:bidi="ar_AE"/>
           </w:rPr>
           <w:rPr>
@@ -1049,6 +1283,8 @@
       </w:hyperlink>
       <w:r>
         <w:rPr>
+          <w:rtl/>
+          <w:cs/>
           <w:lang w:val="ar_AE" w:bidi="ar_AE"/>
         </w:rPr>
         <w:t xml:space="preserve"> قارن </w:t>
@@ -1056,6 +1292,8 @@
       <w:hyperlink r:id="rId47">
         <w:r>
           <w:rPr>
+            <w:rtl/>
+            <w:cs/>
             <w:lang w:val="ar_AE" w:bidi="ar_AE"/>
           </w:rPr>
           <w:rPr>
@@ -1067,6 +1305,8 @@
       </w:hyperlink>
       <w:r>
         <w:rPr>
+          <w:rtl/>
+          <w:cs/>
           <w:lang w:val="ar_AE" w:bidi="ar_AE"/>
         </w:rPr>
         <w:t>) على أنها تتعلق بمشكلات أوسع خلقها المعلمون الكذبة للكنائس وهي مشكلات أدَّت إلى اعتقال بولس النهائي وإعدامه من أجل الإنجيل. كان المعلمون الكذبة لا يزالون في تربُّص (</w:t>
@@ -1074,6 +1314,8 @@
       <w:hyperlink r:id="rId48">
         <w:r>
           <w:rPr>
+            <w:rtl/>
+            <w:cs/>
             <w:lang w:val="ar_AE" w:bidi="ar_AE"/>
           </w:rPr>
           <w:rPr>
@@ -1085,6 +1327,8 @@
       </w:hyperlink>
       <w:r>
         <w:rPr>
+          <w:rtl/>
+          <w:cs/>
           <w:lang w:val="ar_AE" w:bidi="ar_AE"/>
         </w:rPr>
         <w:t xml:space="preserve"> </w:t>
@@ -1092,6 +1336,8 @@
       <w:hyperlink r:id="rId38">
         <w:r>
           <w:rPr>
+            <w:rtl/>
+            <w:cs/>
             <w:lang w:val="ar_AE" w:bidi="ar_AE"/>
           </w:rPr>
           <w:rPr>
@@ -1103,6 +1349,8 @@
       </w:hyperlink>
       <w:r>
         <w:rPr>
+          <w:rtl/>
+          <w:cs/>
           <w:lang w:val="ar_AE" w:bidi="ar_AE"/>
         </w:rPr>
         <w:t>). كان بولس يرى أن خدمته قد اكتملت وكان يعلم أن موته وشيك (</w:t>
@@ -1110,6 +1358,8 @@
       <w:hyperlink r:id="rId49">
         <w:r>
           <w:rPr>
+            <w:rtl/>
+            <w:cs/>
             <w:lang w:val="ar_AE" w:bidi="ar_AE"/>
           </w:rPr>
           <w:rPr>
@@ -1121,6 +1371,8 @@
       </w:hyperlink>
       <w:r>
         <w:rPr>
+          <w:rtl/>
+          <w:cs/>
           <w:lang w:val="ar_AE" w:bidi="ar_AE"/>
         </w:rPr>
         <w:t>)، لذلك كان يشجع تيموثاوس على مواصلة العمَل. ربما شملتْ زيارة بولس في رومَا نوعًا من التكليف الرسمي لتيموثاوس.</w:t>
@@ -1133,6 +1385,8 @@
       </w:pPr>
       <w:r>
         <w:rPr>
+          <w:rtl/>
+          <w:cs/>
           <w:lang w:val="ar_AE" w:bidi="ar_AE"/>
         </w:rPr>
         <w:t>المعنى والرسالة</w:t>
@@ -1144,11 +1398,15 @@
       </w:pPr>
       <w:r>
         <w:rPr>
-          <w:lang w:val="ar_AE" w:bidi="ar_AE"/>
-        </w:rPr>
-      </w:r>
-      <w:r>
-        <w:rPr>
+          <w:rtl/>
+          <w:cs/>
+          <w:lang w:val="ar_AE" w:bidi="ar_AE"/>
+        </w:rPr>
+      </w:r>
+      <w:r>
+        <w:rPr>
+          <w:rtl/>
+          <w:cs/>
           <w:lang w:val="ar_AE" w:bidi="ar_AE"/>
         </w:rPr>
         <w:t>لم يكتفِ الرسول بولس بإعلان الخبر السار بموت وقيامة يسوع المسيح فحسب، بل جسّدها شخصيًا. يؤدي الخبر السار إلى نمط حياة يتبنى الصليب ويتبع يسوع بقوة قيامته المانحة للحياة. جعل بولس من حياته نموذجًا لحياة المسيح وها موته أصبح وشيكًا. سيُستكمَل عمل الله حتى يوم مجيء المسيح (</w:t>
@@ -1156,6 +1414,8 @@
       <w:hyperlink r:id="rId50">
         <w:r>
           <w:rPr>
+            <w:rtl/>
+            <w:cs/>
             <w:lang w:val="ar_AE" w:bidi="ar_AE"/>
           </w:rPr>
           <w:rPr>
@@ -1167,6 +1427,8 @@
       </w:hyperlink>
       <w:r>
         <w:rPr>
+          <w:rtl/>
+          <w:cs/>
           <w:lang w:val="ar_AE" w:bidi="ar_AE"/>
         </w:rPr>
         <w:t>) كما أنَّ المسؤولية المستمرة لخدام الله كبيرة. نقل بولس الشعلة إلى تيموثاوس وتحدَّاه لمواصلة عمله.</w:t>
@@ -1178,22 +1440,30 @@
       </w:pPr>
       <w:r>
         <w:rPr>
-          <w:lang w:val="ar_AE" w:bidi="ar_AE"/>
-        </w:rPr>
-      </w:r>
-      <w:r>
-        <w:rPr>
+          <w:rtl/>
+          <w:cs/>
+          <w:lang w:val="ar_AE" w:bidi="ar_AE"/>
+        </w:rPr>
+      </w:r>
+      <w:r>
+        <w:rPr>
+          <w:rtl/>
+          <w:cs/>
           <w:lang w:val="ar_AE" w:bidi="ar_AE"/>
         </w:rPr>
         <w:t>كما هو الحال مع تيموثاوس، كل مَن يحمل الصليب ويتبع يسوع مُكلفًا بإكمال الخدمة التي أعطاها الله لهم، مِن خلال القوة المُحيية لقيامة المسيح.</w:t>
       </w:r>
       <w:r>
         <w:rPr>
-          <w:lang w:val="ar_AE" w:bidi="ar_AE"/>
-        </w:rPr>
-      </w:r>
-      <w:r>
-        <w:rPr>
+          <w:rtl/>
+          <w:cs/>
+          <w:lang w:val="ar_AE" w:bidi="ar_AE"/>
+        </w:rPr>
+      </w:r>
+      <w:r>
+        <w:rPr>
+          <w:rtl/>
+          <w:cs/>
           <w:lang w:val="ar_AE" w:bidi="ar_AE"/>
         </w:rPr>
       </w:r>

--- a/arb/docx/55.content.docx
+++ b/arb/docx/55.content.docx
@@ -309,20 +309,14 @@
         </w:rPr>
         <w:t xml:space="preserve">في سِجن روما، أدرك بولس أنه قد وصل إلى نهاية مسيرته. إنَّ حياته، التي كانت مثالًا لموت وقيامة يسوع المسيح تقترب من نهايتها، لذا كلَّف بولس مُفوضه تيموثاوس بمواصلة عمله. عندما مات بولس على يد الرومان، أصبحت هذه الرسالة بصفة أساسية نقشًا على قبره (انظر </w:t>
       </w:r>
-      <w:hyperlink r:id="rId13">
-        <w:r>
-          <w:rPr>
-            <w:rtl/>
-            <w:cs/>
-            <w:lang w:val="ar_AE" w:bidi="ar_AE"/>
-          </w:rPr>
-          <w:rPr>
-            <w:color w:val="0000EE"/>
-            <w:u w:val="single"/>
-          </w:rPr>
-          <w:t>4:7–8</w:t>
-        </w:r>
-      </w:hyperlink>
+      <w:r>
+        <w:rPr>
+          <w:rtl/>
+          <w:cs/>
+          <w:lang w:val="ar_AE" w:bidi="ar_AE"/>
+        </w:rPr>
+        <w:t>4:7–8</w:t>
+      </w:r>
       <w:r>
         <w:rPr>
           <w:rtl/>
@@ -365,20 +359,14 @@
         </w:rPr>
         <w:t>بعد تحوُّل بولس (</w:t>
       </w:r>
-      <w:hyperlink r:id="rId14">
-        <w:r>
-          <w:rPr>
-            <w:rtl/>
-            <w:cs/>
-            <w:lang w:val="ar_AE" w:bidi="ar_AE"/>
-          </w:rPr>
-          <w:rPr>
-            <w:color w:val="0000EE"/>
-            <w:u w:val="single"/>
-          </w:rPr>
-          <w:t>أعمال 9:1–19</w:t>
-        </w:r>
-      </w:hyperlink>
+      <w:r>
+        <w:rPr>
+          <w:rtl/>
+          <w:cs/>
+          <w:lang w:val="ar_AE" w:bidi="ar_AE"/>
+        </w:rPr>
+        <w:t>أعمال 9:1–19</w:t>
+      </w:r>
       <w:r>
         <w:rPr>
           <w:rtl/>
@@ -387,20 +375,14 @@
         </w:rPr>
         <w:t>), امتد عمله الرسولي من أورشليم في الشرق إلى أقصى الغرب حتى إيطاليا (</w:t>
       </w:r>
-      <w:hyperlink r:id="rId15">
-        <w:r>
-          <w:rPr>
-            <w:rtl/>
-            <w:cs/>
-            <w:lang w:val="ar_AE" w:bidi="ar_AE"/>
-          </w:rPr>
-          <w:rPr>
-            <w:color w:val="0000EE"/>
-            <w:u w:val="single"/>
-          </w:rPr>
-          <w:t>أعمال 28:30–31؛</w:t>
-        </w:r>
-      </w:hyperlink>
+      <w:r>
+        <w:rPr>
+          <w:rtl/>
+          <w:cs/>
+          <w:lang w:val="ar_AE" w:bidi="ar_AE"/>
+        </w:rPr>
+        <w:t>أعمال 28:30–31؛</w:t>
+      </w:r>
       <w:r>
         <w:rPr>
           <w:rtl/>
@@ -409,20 +391,14 @@
         </w:rPr>
         <w:t xml:space="preserve"> </w:t>
       </w:r>
-      <w:hyperlink r:id="rId16">
-        <w:r>
-          <w:rPr>
-            <w:rtl/>
-            <w:cs/>
-            <w:lang w:val="ar_AE" w:bidi="ar_AE"/>
-          </w:rPr>
-          <w:rPr>
-            <w:color w:val="0000EE"/>
-            <w:u w:val="single"/>
-          </w:rPr>
-          <w:t>رومية 15:19</w:t>
-        </w:r>
-      </w:hyperlink>
+      <w:r>
+        <w:rPr>
+          <w:rtl/>
+          <w:cs/>
+          <w:lang w:val="ar_AE" w:bidi="ar_AE"/>
+        </w:rPr>
+        <w:t>رومية 15:19</w:t>
+      </w:r>
       <w:r>
         <w:rPr>
           <w:rtl/>
@@ -431,20 +407,14 @@
         </w:rPr>
         <w:t>), بما في ذلك مُدة قضاها في آسيا الصغرى، ولا سيما أفسس (</w:t>
       </w:r>
-      <w:hyperlink r:id="rId17">
-        <w:r>
-          <w:rPr>
-            <w:rtl/>
-            <w:cs/>
-            <w:lang w:val="ar_AE" w:bidi="ar_AE"/>
-          </w:rPr>
-          <w:rPr>
-            <w:color w:val="0000EE"/>
-            <w:u w:val="single"/>
-          </w:rPr>
-          <w:t>أعمال 19:1–20:1؛</w:t>
-        </w:r>
-      </w:hyperlink>
+      <w:r>
+        <w:rPr>
+          <w:rtl/>
+          <w:cs/>
+          <w:lang w:val="ar_AE" w:bidi="ar_AE"/>
+        </w:rPr>
+        <w:t>أعمال 19:1–20:1؛</w:t>
+      </w:r>
       <w:r>
         <w:rPr>
           <w:rtl/>
@@ -453,20 +423,14 @@
         </w:rPr>
         <w:t xml:space="preserve"> </w:t>
       </w:r>
-      <w:hyperlink r:id="rId18">
-        <w:r>
-          <w:rPr>
-            <w:rtl/>
-            <w:cs/>
-            <w:lang w:val="ar_AE" w:bidi="ar_AE"/>
-          </w:rPr>
-          <w:rPr>
-            <w:color w:val="0000EE"/>
-            <w:u w:val="single"/>
-          </w:rPr>
-          <w:t>20:31</w:t>
-        </w:r>
-      </w:hyperlink>
+      <w:r>
+        <w:rPr>
+          <w:rtl/>
+          <w:cs/>
+          <w:lang w:val="ar_AE" w:bidi="ar_AE"/>
+        </w:rPr>
+        <w:t>20:31</w:t>
+      </w:r>
       <w:r>
         <w:rPr>
           <w:rtl/>
@@ -475,20 +439,14 @@
         </w:rPr>
         <w:t>). انتهت هذه المدّة عندما اعتُقِلَ بولس في أورشليم (</w:t>
       </w:r>
-      <w:hyperlink r:id="rId19">
-        <w:r>
-          <w:rPr>
-            <w:rtl/>
-            <w:cs/>
-            <w:lang w:val="ar_AE" w:bidi="ar_AE"/>
-          </w:rPr>
-          <w:rPr>
-            <w:color w:val="0000EE"/>
-            <w:u w:val="single"/>
-          </w:rPr>
-          <w:t>أعمال 21:27–36</w:t>
-        </w:r>
-      </w:hyperlink>
+      <w:r>
+        <w:rPr>
+          <w:rtl/>
+          <w:cs/>
+          <w:lang w:val="ar_AE" w:bidi="ar_AE"/>
+        </w:rPr>
+        <w:t>أعمال 21:27–36</w:t>
+      </w:r>
       <w:r>
         <w:rPr>
           <w:rtl/>
@@ -497,20 +455,14 @@
         </w:rPr>
         <w:t>)، واحتُجِز في قيصرية (</w:t>
       </w:r>
-      <w:hyperlink r:id="rId20">
-        <w:r>
-          <w:rPr>
-            <w:rtl/>
-            <w:cs/>
-            <w:lang w:val="ar_AE" w:bidi="ar_AE"/>
-          </w:rPr>
-          <w:rPr>
-            <w:color w:val="0000EE"/>
-            <w:u w:val="single"/>
-          </w:rPr>
-          <w:t>أعمال 23:23–26:32</w:t>
-        </w:r>
-      </w:hyperlink>
+      <w:r>
+        <w:rPr>
+          <w:rtl/>
+          <w:cs/>
+          <w:lang w:val="ar_AE" w:bidi="ar_AE"/>
+        </w:rPr>
+        <w:t>أعمال 23:23–26:32</w:t>
+      </w:r>
       <w:r>
         <w:rPr>
           <w:rtl/>
@@ -519,20 +471,14 @@
         </w:rPr>
         <w:t>)، وسُجِنَ في رومَا (</w:t>
       </w:r>
-      <w:hyperlink r:id="rId21">
-        <w:r>
-          <w:rPr>
-            <w:rtl/>
-            <w:cs/>
-            <w:lang w:val="ar_AE" w:bidi="ar_AE"/>
-          </w:rPr>
-          <w:rPr>
-            <w:color w:val="0000EE"/>
-            <w:u w:val="single"/>
-          </w:rPr>
-          <w:t>أعمال 28:16–31</w:t>
-        </w:r>
-      </w:hyperlink>
+      <w:r>
+        <w:rPr>
+          <w:rtl/>
+          <w:cs/>
+          <w:lang w:val="ar_AE" w:bidi="ar_AE"/>
+        </w:rPr>
+        <w:t>أعمال 28:16–31</w:t>
+      </w:r>
       <w:r>
         <w:rPr>
           <w:rtl/>
@@ -541,20 +487,14 @@
         </w:rPr>
         <w:t>). أُخلي سبيل بولس في النهاية، وشارك في المزيد من الخدمة. كتب 1 تيموثاوس وتيطس خلال هذا الوقت. اعتُقِل وسُجنَ في رومَا للمرة الثانية (</w:t>
       </w:r>
-      <w:hyperlink r:id="rId22">
-        <w:r>
-          <w:rPr>
-            <w:rtl/>
-            <w:cs/>
-            <w:lang w:val="ar_AE" w:bidi="ar_AE"/>
-          </w:rPr>
-          <w:rPr>
-            <w:color w:val="0000EE"/>
-            <w:u w:val="single"/>
-          </w:rPr>
-          <w:t>1:8،</w:t>
-        </w:r>
-      </w:hyperlink>
+      <w:r>
+        <w:rPr>
+          <w:rtl/>
+          <w:cs/>
+          <w:lang w:val="ar_AE" w:bidi="ar_AE"/>
+        </w:rPr>
+        <w:t>1:8،</w:t>
+      </w:r>
       <w:r>
         <w:rPr>
           <w:rtl/>
@@ -563,20 +503,14 @@
         </w:rPr>
         <w:t xml:space="preserve"> </w:t>
       </w:r>
-      <w:hyperlink r:id="rId23">
-        <w:r>
-          <w:rPr>
-            <w:rtl/>
-            <w:cs/>
-            <w:lang w:val="ar_AE" w:bidi="ar_AE"/>
-          </w:rPr>
-          <w:rPr>
-            <w:color w:val="0000EE"/>
-            <w:u w:val="single"/>
-          </w:rPr>
-          <w:t>16–17؛</w:t>
-        </w:r>
-      </w:hyperlink>
+      <w:r>
+        <w:rPr>
+          <w:rtl/>
+          <w:cs/>
+          <w:lang w:val="ar_AE" w:bidi="ar_AE"/>
+        </w:rPr>
+        <w:t>16–17؛</w:t>
+      </w:r>
       <w:r>
         <w:rPr>
           <w:rtl/>
@@ -585,20 +519,14 @@
         </w:rPr>
         <w:t xml:space="preserve"> </w:t>
       </w:r>
-      <w:hyperlink r:id="rId24">
-        <w:r>
-          <w:rPr>
-            <w:rtl/>
-            <w:cs/>
-            <w:lang w:val="ar_AE" w:bidi="ar_AE"/>
-          </w:rPr>
-          <w:rPr>
-            <w:color w:val="0000EE"/>
-            <w:u w:val="single"/>
-          </w:rPr>
-          <w:t>2:9</w:t>
-        </w:r>
-      </w:hyperlink>
+      <w:r>
+        <w:rPr>
+          <w:rtl/>
+          <w:cs/>
+          <w:lang w:val="ar_AE" w:bidi="ar_AE"/>
+        </w:rPr>
+        <w:t>2:9</w:t>
+      </w:r>
       <w:r>
         <w:rPr>
           <w:rtl/>
@@ -627,20 +555,14 @@
         </w:rPr>
         <w:t xml:space="preserve">هذه الرسالة، المكتوبة من السجن في رومَا، جاءت خلال المرحلة الأخيرة من حياة بولس (انظر </w:t>
       </w:r>
-      <w:hyperlink r:id="rId25">
-        <w:r>
-          <w:rPr>
-            <w:rtl/>
-            <w:cs/>
-            <w:lang w:val="ar_AE" w:bidi="ar_AE"/>
-          </w:rPr>
-          <w:rPr>
-            <w:color w:val="0000EE"/>
-            <w:u w:val="single"/>
-          </w:rPr>
-          <w:t>4:6–18</w:t>
-        </w:r>
-      </w:hyperlink>
+      <w:r>
+        <w:rPr>
+          <w:rtl/>
+          <w:cs/>
+          <w:lang w:val="ar_AE" w:bidi="ar_AE"/>
+        </w:rPr>
+        <w:t>4:6–18</w:t>
+      </w:r>
       <w:r>
         <w:rPr>
           <w:rtl/>
@@ -649,20 +571,14 @@
         </w:rPr>
         <w:t>). كُتبت إلى تيموثاوس، العامِل مع بولس مخلصًا له ومُفوَّضًا منه. كان تيموثاوس في مقاطعة آسيا في ذلك الوقت، ربما في أفسس (</w:t>
       </w:r>
-      <w:hyperlink r:id="rId26">
-        <w:r>
-          <w:rPr>
-            <w:rtl/>
-            <w:cs/>
-            <w:lang w:val="ar_AE" w:bidi="ar_AE"/>
-          </w:rPr>
-          <w:rPr>
-            <w:color w:val="0000EE"/>
-            <w:u w:val="single"/>
-          </w:rPr>
-          <w:t>4:13،</w:t>
-        </w:r>
-      </w:hyperlink>
+      <w:r>
+        <w:rPr>
+          <w:rtl/>
+          <w:cs/>
+          <w:lang w:val="ar_AE" w:bidi="ar_AE"/>
+        </w:rPr>
+        <w:t>4:13،</w:t>
+      </w:r>
       <w:r>
         <w:rPr>
           <w:rtl/>
@@ -671,20 +587,14 @@
         </w:rPr>
         <w:t xml:space="preserve"> </w:t>
       </w:r>
-      <w:hyperlink r:id="rId27">
-        <w:r>
-          <w:rPr>
-            <w:rtl/>
-            <w:cs/>
-            <w:lang w:val="ar_AE" w:bidi="ar_AE"/>
-          </w:rPr>
-          <w:rPr>
-            <w:color w:val="0000EE"/>
-            <w:u w:val="single"/>
-          </w:rPr>
-          <w:t>19</w:t>
-        </w:r>
-      </w:hyperlink>
+      <w:r>
+        <w:rPr>
+          <w:rtl/>
+          <w:cs/>
+          <w:lang w:val="ar_AE" w:bidi="ar_AE"/>
+        </w:rPr>
+        <w:t>19</w:t>
+      </w:r>
       <w:r>
         <w:rPr>
           <w:rtl/>
@@ -727,20 +637,14 @@
         </w:rPr>
         <w:t>بعد التحية التقليدية (</w:t>
       </w:r>
-      <w:hyperlink r:id="rId28">
-        <w:r>
-          <w:rPr>
-            <w:rtl/>
-            <w:cs/>
-            <w:lang w:val="ar_AE" w:bidi="ar_AE"/>
-          </w:rPr>
-          <w:rPr>
-            <w:color w:val="0000EE"/>
-            <w:u w:val="single"/>
-          </w:rPr>
-          <w:t>1:1–2</w:t>
-        </w:r>
-      </w:hyperlink>
+      <w:r>
+        <w:rPr>
+          <w:rtl/>
+          <w:cs/>
+          <w:lang w:val="ar_AE" w:bidi="ar_AE"/>
+        </w:rPr>
+        <w:t>1:1–2</w:t>
+      </w:r>
       <w:r>
         <w:rPr>
           <w:rtl/>
@@ -749,20 +653,14 @@
         </w:rPr>
         <w:t>)، والشكر والصلاة (</w:t>
       </w:r>
-      <w:hyperlink r:id="rId29">
-        <w:r>
-          <w:rPr>
-            <w:rtl/>
-            <w:cs/>
-            <w:lang w:val="ar_AE" w:bidi="ar_AE"/>
-          </w:rPr>
-          <w:rPr>
-            <w:color w:val="0000EE"/>
-            <w:u w:val="single"/>
-          </w:rPr>
-          <w:t>1:3–4</w:t>
-        </w:r>
-      </w:hyperlink>
+      <w:r>
+        <w:rPr>
+          <w:rtl/>
+          <w:cs/>
+          <w:lang w:val="ar_AE" w:bidi="ar_AE"/>
+        </w:rPr>
+        <w:t>1:3–4</w:t>
+      </w:r>
       <w:r>
         <w:rPr>
           <w:rtl/>
@@ -771,20 +669,14 @@
         </w:rPr>
         <w:t>)، يطلب بولس من تيموثاوس أن يشاركه في الآلام في سبيل انتشار الكرازة (</w:t>
       </w:r>
-      <w:hyperlink r:id="rId30">
-        <w:r>
-          <w:rPr>
-            <w:rtl/>
-            <w:cs/>
-            <w:lang w:val="ar_AE" w:bidi="ar_AE"/>
-          </w:rPr>
-          <w:rPr>
-            <w:color w:val="0000EE"/>
-            <w:u w:val="single"/>
-          </w:rPr>
-          <w:t>1:5–18</w:t>
-        </w:r>
-      </w:hyperlink>
+      <w:r>
+        <w:rPr>
+          <w:rtl/>
+          <w:cs/>
+          <w:lang w:val="ar_AE" w:bidi="ar_AE"/>
+        </w:rPr>
+        <w:t>1:5–18</w:t>
+      </w:r>
       <w:r>
         <w:rPr>
           <w:rtl/>
@@ -813,20 +705,14 @@
         </w:rPr>
         <w:t>ثم يشجع بولس تيموثاوس مرة أخرى (</w:t>
       </w:r>
-      <w:hyperlink r:id="rId31">
-        <w:r>
-          <w:rPr>
-            <w:rtl/>
-            <w:cs/>
-            <w:lang w:val="ar_AE" w:bidi="ar_AE"/>
-          </w:rPr>
-          <w:rPr>
-            <w:color w:val="0000EE"/>
-            <w:u w:val="single"/>
-          </w:rPr>
-          <w:t>2:1–13</w:t>
-        </w:r>
-      </w:hyperlink>
+      <w:r>
+        <w:rPr>
+          <w:rtl/>
+          <w:cs/>
+          <w:lang w:val="ar_AE" w:bidi="ar_AE"/>
+        </w:rPr>
+        <w:t>2:1–13</w:t>
+      </w:r>
       <w:r>
         <w:rPr>
           <w:rtl/>
@@ -835,20 +721,14 @@
         </w:rPr>
         <w:t>) لكي يكون قويًا ويحتمل الآلام معه. مرة أخرى، يجب أن تكون طاعة تيموثاوس مدفوعة بالتأمل في الخبر السار وفي شخص بولس مثلًا حيًّا. بعد ذلك، يوجه بولس تيموثاوس حول كيفية إدارة خدمته بين المعلمين الكذبة (</w:t>
       </w:r>
-      <w:hyperlink r:id="rId32">
-        <w:r>
-          <w:rPr>
-            <w:rtl/>
-            <w:cs/>
-            <w:lang w:val="ar_AE" w:bidi="ar_AE"/>
-          </w:rPr>
-          <w:rPr>
-            <w:color w:val="0000EE"/>
-            <w:u w:val="single"/>
-          </w:rPr>
-          <w:t>2:14–26</w:t>
-        </w:r>
-      </w:hyperlink>
+      <w:r>
+        <w:rPr>
+          <w:rtl/>
+          <w:cs/>
+          <w:lang w:val="ar_AE" w:bidi="ar_AE"/>
+        </w:rPr>
+        <w:t>2:14–26</w:t>
+      </w:r>
       <w:r>
         <w:rPr>
           <w:rtl/>
@@ -877,20 +757,14 @@
         </w:rPr>
         <w:t>ثم تتسع الرؤية لتضع مهمة تيموثاوس في سياق الأيام الأخيرة (</w:t>
       </w:r>
-      <w:hyperlink r:id="rId33">
-        <w:r>
-          <w:rPr>
-            <w:rtl/>
-            <w:cs/>
-            <w:lang w:val="ar_AE" w:bidi="ar_AE"/>
-          </w:rPr>
-          <w:rPr>
-            <w:color w:val="0000EE"/>
-            <w:u w:val="single"/>
-          </w:rPr>
-          <w:t>3:1–4:8</w:t>
-        </w:r>
-      </w:hyperlink>
+      <w:r>
+        <w:rPr>
+          <w:rtl/>
+          <w:cs/>
+          <w:lang w:val="ar_AE" w:bidi="ar_AE"/>
+        </w:rPr>
+        <w:t>3:1–4:8</w:t>
+      </w:r>
       <w:r>
         <w:rPr>
           <w:rtl/>
@@ -919,20 +793,14 @@
         </w:rPr>
         <w:t>تُختَتم الرسالة بنداء إلى تيموثاوس ليأتي إلى رومَا في أقرب وقت ممكن (</w:t>
       </w:r>
-      <w:hyperlink r:id="rId34">
-        <w:r>
-          <w:rPr>
-            <w:rtl/>
-            <w:cs/>
-            <w:lang w:val="ar_AE" w:bidi="ar_AE"/>
-          </w:rPr>
-          <w:rPr>
-            <w:color w:val="0000EE"/>
-            <w:u w:val="single"/>
-          </w:rPr>
-          <w:t>4:9–18</w:t>
-        </w:r>
-      </w:hyperlink>
+      <w:r>
+        <w:rPr>
+          <w:rtl/>
+          <w:cs/>
+          <w:lang w:val="ar_AE" w:bidi="ar_AE"/>
+        </w:rPr>
+        <w:t>4:9–18</w:t>
+      </w:r>
       <w:r>
         <w:rPr>
           <w:rtl/>
@@ -941,20 +809,14 @@
         </w:rPr>
         <w:t>). يقدم بولس تحيات وأخبارًا وحثًا نهائيًا لتيموثاوس للسفَر في رحلته إلى رومَا قبل الشتاء (</w:t>
       </w:r>
-      <w:hyperlink r:id="rId35">
-        <w:r>
-          <w:rPr>
-            <w:rtl/>
-            <w:cs/>
-            <w:lang w:val="ar_AE" w:bidi="ar_AE"/>
-          </w:rPr>
-          <w:rPr>
-            <w:color w:val="0000EE"/>
-            <w:u w:val="single"/>
-          </w:rPr>
-          <w:t>4:19–21</w:t>
-        </w:r>
-      </w:hyperlink>
+      <w:r>
+        <w:rPr>
+          <w:rtl/>
+          <w:cs/>
+          <w:lang w:val="ar_AE" w:bidi="ar_AE"/>
+        </w:rPr>
+        <w:t>4:19–21</w:t>
+      </w:r>
       <w:r>
         <w:rPr>
           <w:rtl/>
@@ -963,20 +825,14 @@
         </w:rPr>
         <w:t>). ثم يختم بولس ببركة (</w:t>
       </w:r>
-      <w:hyperlink r:id="rId36">
-        <w:r>
-          <w:rPr>
-            <w:rtl/>
-            <w:cs/>
-            <w:lang w:val="ar_AE" w:bidi="ar_AE"/>
-          </w:rPr>
-          <w:rPr>
-            <w:color w:val="0000EE"/>
-            <w:u w:val="single"/>
-          </w:rPr>
-          <w:t>4:22</w:t>
-        </w:r>
-      </w:hyperlink>
+      <w:r>
+        <w:rPr>
+          <w:rtl/>
+          <w:cs/>
+          <w:lang w:val="ar_AE" w:bidi="ar_AE"/>
+        </w:rPr>
+        <w:t>4:22</w:t>
+      </w:r>
       <w:r>
         <w:rPr>
           <w:rtl/>
@@ -1019,20 +875,14 @@
         </w:rPr>
         <w:t>من الممكن أن تكون 2 تيموثاوس قد كُتبت خلال السجن الأول لبولس في رومَا (</w:t>
       </w:r>
-      <w:hyperlink r:id="rId37">
-        <w:r>
-          <w:rPr>
-            <w:rtl/>
-            <w:cs/>
-            <w:lang w:val="ar_AE" w:bidi="ar_AE"/>
-          </w:rPr>
-          <w:rPr>
-            <w:color w:val="0000EE"/>
-            <w:u w:val="single"/>
-          </w:rPr>
-          <w:t>أعمال الرسل 28:1–31</w:t>
-        </w:r>
-      </w:hyperlink>
+      <w:r>
+        <w:rPr>
+          <w:rtl/>
+          <w:cs/>
+          <w:lang w:val="ar_AE" w:bidi="ar_AE"/>
+        </w:rPr>
+        <w:t>أعمال الرسل 28:1–31</w:t>
+      </w:r>
       <w:r>
         <w:rPr>
           <w:rtl/>
@@ -1091,20 +941,14 @@
         </w:rPr>
         <w:t>لا نعرف تفاصيل اعتقال بولس الثاني. ربما كان للإسكندر (</w:t>
       </w:r>
-      <w:hyperlink r:id="rId38">
-        <w:r>
-          <w:rPr>
-            <w:rtl/>
-            <w:cs/>
-            <w:lang w:val="ar_AE" w:bidi="ar_AE"/>
-          </w:rPr>
-          <w:rPr>
-            <w:color w:val="0000EE"/>
-            <w:u w:val="single"/>
-          </w:rPr>
-          <w:t>4:14–15</w:t>
-        </w:r>
-      </w:hyperlink>
+      <w:r>
+        <w:rPr>
+          <w:rtl/>
+          <w:cs/>
+          <w:lang w:val="ar_AE" w:bidi="ar_AE"/>
+        </w:rPr>
+        <w:t>4:14–15</w:t>
+      </w:r>
       <w:r>
         <w:rPr>
           <w:rtl/>
@@ -1113,20 +957,14 @@
         </w:rPr>
         <w:t>)، وهو هرطوقي قام بولس بتأديبه سابقًا (</w:t>
       </w:r>
-      <w:hyperlink r:id="rId39">
-        <w:r>
-          <w:rPr>
-            <w:rtl/>
-            <w:cs/>
-            <w:lang w:val="ar_AE" w:bidi="ar_AE"/>
-          </w:rPr>
-          <w:rPr>
-            <w:color w:val="0000EE"/>
-            <w:u w:val="single"/>
-          </w:rPr>
-          <w:t>1 تيموثاوس 1:20</w:t>
-        </w:r>
-      </w:hyperlink>
+      <w:r>
+        <w:rPr>
+          <w:rtl/>
+          <w:cs/>
+          <w:lang w:val="ar_AE" w:bidi="ar_AE"/>
+        </w:rPr>
+        <w:t>1 تيموثاوس 1:20</w:t>
+      </w:r>
       <w:r>
         <w:rPr>
           <w:rtl/>
@@ -1135,20 +973,14 @@
         </w:rPr>
         <w:t xml:space="preserve">)، دور في الاعتقال (انظر </w:t>
       </w:r>
-      <w:hyperlink r:id="rId40">
-        <w:r>
-          <w:rPr>
-            <w:rtl/>
-            <w:cs/>
-            <w:lang w:val="ar_AE" w:bidi="ar_AE"/>
-          </w:rPr>
-          <w:rPr>
-            <w:color w:val="0000EE"/>
-            <w:u w:val="single"/>
-          </w:rPr>
-          <w:t>2 تيموثاوس 4:16–18</w:t>
-        </w:r>
-      </w:hyperlink>
+      <w:r>
+        <w:rPr>
+          <w:rtl/>
+          <w:cs/>
+          <w:lang w:val="ar_AE" w:bidi="ar_AE"/>
+        </w:rPr>
+        <w:t>2 تيموثاوس 4:16–18</w:t>
+      </w:r>
       <w:r>
         <w:rPr>
           <w:rtl/>
@@ -1157,20 +989,14 @@
         </w:rPr>
         <w:t xml:space="preserve">). ربما حدث ذلك في آسيا الصغرى (انظر </w:t>
       </w:r>
-      <w:hyperlink r:id="rId41">
-        <w:r>
-          <w:rPr>
-            <w:rtl/>
-            <w:cs/>
-            <w:lang w:val="ar_AE" w:bidi="ar_AE"/>
-          </w:rPr>
-          <w:rPr>
-            <w:color w:val="0000EE"/>
-            <w:u w:val="single"/>
-          </w:rPr>
-          <w:t>1:15</w:t>
-        </w:r>
-      </w:hyperlink>
+      <w:r>
+        <w:rPr>
+          <w:rtl/>
+          <w:cs/>
+          <w:lang w:val="ar_AE" w:bidi="ar_AE"/>
+        </w:rPr>
+        <w:t>1:15</w:t>
+      </w:r>
       <w:r>
         <w:rPr>
           <w:rtl/>
@@ -1179,20 +1005,14 @@
         </w:rPr>
         <w:t>)؛ إذا كان الأمر كذلك، فإن خصوم بولس الهرطوقيين - المعلمين الكذبة الذين نوقِشَ أمرهم في 1 تيموثاوس وتيطس - لم يُطلقوا تهديدات فارغة. لم يكن الصراع الذي كان بولس وتيموثاوس منخرطين فيه (</w:t>
       </w:r>
-      <w:hyperlink r:id="rId42">
-        <w:r>
-          <w:rPr>
-            <w:rtl/>
-            <w:cs/>
-            <w:lang w:val="ar_AE" w:bidi="ar_AE"/>
-          </w:rPr>
-          <w:rPr>
-            <w:color w:val="0000EE"/>
-            <w:u w:val="single"/>
-          </w:rPr>
-          <w:t>2 تيموثاوس 2:3؛</w:t>
-        </w:r>
-      </w:hyperlink>
+      <w:r>
+        <w:rPr>
+          <w:rtl/>
+          <w:cs/>
+          <w:lang w:val="ar_AE" w:bidi="ar_AE"/>
+        </w:rPr>
+        <w:t>2 تيموثاوس 2:3؛</w:t>
+      </w:r>
       <w:r>
         <w:rPr>
           <w:rtl/>
@@ -1201,20 +1021,14 @@
         </w:rPr>
         <w:t xml:space="preserve"> </w:t>
       </w:r>
-      <w:hyperlink r:id="rId43">
-        <w:r>
-          <w:rPr>
-            <w:rtl/>
-            <w:cs/>
-            <w:lang w:val="ar_AE" w:bidi="ar_AE"/>
-          </w:rPr>
-          <w:rPr>
-            <w:color w:val="0000EE"/>
-            <w:u w:val="single"/>
-          </w:rPr>
-          <w:t>4:7؛</w:t>
-        </w:r>
-      </w:hyperlink>
+      <w:r>
+        <w:rPr>
+          <w:rtl/>
+          <w:cs/>
+          <w:lang w:val="ar_AE" w:bidi="ar_AE"/>
+        </w:rPr>
+        <w:t>4:7؛</w:t>
+      </w:r>
       <w:r>
         <w:rPr>
           <w:rtl/>
@@ -1223,20 +1037,14 @@
         </w:rPr>
         <w:t xml:space="preserve"> انظر أيضًا </w:t>
       </w:r>
-      <w:hyperlink r:id="rId44">
-        <w:r>
-          <w:rPr>
-            <w:rtl/>
-            <w:cs/>
-            <w:lang w:val="ar_AE" w:bidi="ar_AE"/>
-          </w:rPr>
-          <w:rPr>
-            <w:color w:val="0000EE"/>
-            <w:u w:val="single"/>
-          </w:rPr>
-          <w:t>1 تيموثاوس 1:18؛</w:t>
-        </w:r>
-      </w:hyperlink>
+      <w:r>
+        <w:rPr>
+          <w:rtl/>
+          <w:cs/>
+          <w:lang w:val="ar_AE" w:bidi="ar_AE"/>
+        </w:rPr>
+        <w:t>1 تيموثاوس 1:18؛</w:t>
+      </w:r>
       <w:r>
         <w:rPr>
           <w:rtl/>
@@ -1245,20 +1053,14 @@
         </w:rPr>
         <w:t xml:space="preserve"> </w:t>
       </w:r>
-      <w:hyperlink r:id="rId45">
-        <w:r>
-          <w:rPr>
-            <w:rtl/>
-            <w:cs/>
-            <w:lang w:val="ar_AE" w:bidi="ar_AE"/>
-          </w:rPr>
-          <w:rPr>
-            <w:color w:val="0000EE"/>
-            <w:u w:val="single"/>
-          </w:rPr>
-          <w:t>6:12</w:t>
-        </w:r>
-      </w:hyperlink>
+      <w:r>
+        <w:rPr>
+          <w:rtl/>
+          <w:cs/>
+          <w:lang w:val="ar_AE" w:bidi="ar_AE"/>
+        </w:rPr>
+        <w:t>6:12</w:t>
+      </w:r>
       <w:r>
         <w:rPr>
           <w:rtl/>
@@ -1267,20 +1069,14 @@
         </w:rPr>
         <w:t>) مجرد صراع مجازي أو روحي. يمكن فهم التوجيهات حول الصلاة للسلطات المدنية (</w:t>
       </w:r>
-      <w:hyperlink r:id="rId46">
-        <w:r>
-          <w:rPr>
-            <w:rtl/>
-            <w:cs/>
-            <w:lang w:val="ar_AE" w:bidi="ar_AE"/>
-          </w:rPr>
-          <w:rPr>
-            <w:color w:val="0000EE"/>
-            <w:u w:val="single"/>
-          </w:rPr>
-          <w:t>1 تيموثاوس 2:1–7؛</w:t>
-        </w:r>
-      </w:hyperlink>
+      <w:r>
+        <w:rPr>
+          <w:rtl/>
+          <w:cs/>
+          <w:lang w:val="ar_AE" w:bidi="ar_AE"/>
+        </w:rPr>
+        <w:t>1 تيموثاوس 2:1–7؛</w:t>
+      </w:r>
       <w:r>
         <w:rPr>
           <w:rtl/>
@@ -1289,20 +1085,14 @@
         </w:rPr>
         <w:t xml:space="preserve"> قارن </w:t>
       </w:r>
-      <w:hyperlink r:id="rId47">
-        <w:r>
-          <w:rPr>
-            <w:rtl/>
-            <w:cs/>
-            <w:lang w:val="ar_AE" w:bidi="ar_AE"/>
-          </w:rPr>
-          <w:rPr>
-            <w:color w:val="0000EE"/>
-            <w:u w:val="single"/>
-          </w:rPr>
-          <w:t>تيطس 3:1</w:t>
-        </w:r>
-      </w:hyperlink>
+      <w:r>
+        <w:rPr>
+          <w:rtl/>
+          <w:cs/>
+          <w:lang w:val="ar_AE" w:bidi="ar_AE"/>
+        </w:rPr>
+        <w:t>تيطس 3:1</w:t>
+      </w:r>
       <w:r>
         <w:rPr>
           <w:rtl/>
@@ -1311,20 +1101,14 @@
         </w:rPr>
         <w:t>) على أنها تتعلق بمشكلات أوسع خلقها المعلمون الكذبة للكنائس وهي مشكلات أدَّت إلى اعتقال بولس النهائي وإعدامه من أجل الإنجيل. كان المعلمون الكذبة لا يزالون في تربُّص (</w:t>
       </w:r>
-      <w:hyperlink r:id="rId48">
-        <w:r>
-          <w:rPr>
-            <w:rtl/>
-            <w:cs/>
-            <w:lang w:val="ar_AE" w:bidi="ar_AE"/>
-          </w:rPr>
-          <w:rPr>
-            <w:color w:val="0000EE"/>
-            <w:u w:val="single"/>
-          </w:rPr>
-          <w:t>2 تيموثاوس 2:14–3:9؛</w:t>
-        </w:r>
-      </w:hyperlink>
+      <w:r>
+        <w:rPr>
+          <w:rtl/>
+          <w:cs/>
+          <w:lang w:val="ar_AE" w:bidi="ar_AE"/>
+        </w:rPr>
+        <w:t>2 تيموثاوس 2:14–3:9؛</w:t>
+      </w:r>
       <w:r>
         <w:rPr>
           <w:rtl/>
@@ -1333,20 +1117,14 @@
         </w:rPr>
         <w:t xml:space="preserve"> </w:t>
       </w:r>
-      <w:hyperlink r:id="rId38">
-        <w:r>
-          <w:rPr>
-            <w:rtl/>
-            <w:cs/>
-            <w:lang w:val="ar_AE" w:bidi="ar_AE"/>
-          </w:rPr>
-          <w:rPr>
-            <w:color w:val="0000EE"/>
-            <w:u w:val="single"/>
-          </w:rPr>
-          <w:t>4:14–15</w:t>
-        </w:r>
-      </w:hyperlink>
+      <w:r>
+        <w:rPr>
+          <w:rtl/>
+          <w:cs/>
+          <w:lang w:val="ar_AE" w:bidi="ar_AE"/>
+        </w:rPr>
+        <w:t>4:14–15</w:t>
+      </w:r>
       <w:r>
         <w:rPr>
           <w:rtl/>
@@ -1355,20 +1133,14 @@
         </w:rPr>
         <w:t>). كان بولس يرى أن خدمته قد اكتملت وكان يعلم أن موته وشيك (</w:t>
       </w:r>
-      <w:hyperlink r:id="rId49">
-        <w:r>
-          <w:rPr>
-            <w:rtl/>
-            <w:cs/>
-            <w:lang w:val="ar_AE" w:bidi="ar_AE"/>
-          </w:rPr>
-          <w:rPr>
-            <w:color w:val="0000EE"/>
-            <w:u w:val="single"/>
-          </w:rPr>
-          <w:t>4:6–8</w:t>
-        </w:r>
-      </w:hyperlink>
+      <w:r>
+        <w:rPr>
+          <w:rtl/>
+          <w:cs/>
+          <w:lang w:val="ar_AE" w:bidi="ar_AE"/>
+        </w:rPr>
+        <w:t>4:6–8</w:t>
+      </w:r>
       <w:r>
         <w:rPr>
           <w:rtl/>
@@ -1411,20 +1183,14 @@
         </w:rPr>
         <w:t>لم يكتفِ الرسول بولس بإعلان الخبر السار بموت وقيامة يسوع المسيح فحسب، بل جسّدها شخصيًا. يؤدي الخبر السار إلى نمط حياة يتبنى الصليب ويتبع يسوع بقوة قيامته المانحة للحياة. جعل بولس من حياته نموذجًا لحياة المسيح وها موته أصبح وشيكًا. سيُستكمَل عمل الله حتى يوم مجيء المسيح (</w:t>
       </w:r>
-      <w:hyperlink r:id="rId50">
-        <w:r>
-          <w:rPr>
-            <w:rtl/>
-            <w:cs/>
-            <w:lang w:val="ar_AE" w:bidi="ar_AE"/>
-          </w:rPr>
-          <w:rPr>
-            <w:color w:val="0000EE"/>
-            <w:u w:val="single"/>
-          </w:rPr>
-          <w:t>1:12</w:t>
-        </w:r>
-      </w:hyperlink>
+      <w:r>
+        <w:rPr>
+          <w:rtl/>
+          <w:cs/>
+          <w:lang w:val="ar_AE" w:bidi="ar_AE"/>
+        </w:rPr>
+        <w:t>1:12</w:t>
+      </w:r>
       <w:r>
         <w:rPr>
           <w:rtl/>
